--- a/RELATORIO_PARCIAL_PI4_V4.docx
+++ b/RELATORIO_PARCIAL_PI4_V4.docx
@@ -798,7 +798,28 @@
     </w:p>
     <w:p>
       <w:r>
-        <w:t>Este relatório parcial apresenta os resultados iniciais do Projeto Integrador IV, desenvolvido por um grupo misto de alunos dos cursos de Ciência de Dados e Engenharia da Computação da UNIVESP. O objetivo é aplicar técnicas de ciência de dados e aprendizado de máquina a bases públicas do Banco Central, com foco na análise de risco para concessão de crédito. Até o momento, foram realizadas reuniões de alinhamento, levantamento bibliográfico, seleção preliminar de bases de dados e contato inicial com a comunidade externa. Os resultados parciais incluem a definição do problema, a delimitação do escopo e a execução de análises exploratórias iniciais.</w:t>
+        <w:t>Este relatório parcial apresenta os resultados iniciais do Projeto Integrador IV, desenvolvido por um grupo misto de alunos dos cursos de Ciência de Dados e Engenharia da Computação da UNIVESP. O objetivo é aplicar técnicas de ciência de dados e aprendizado de máquina a bases públicas do Banco Central, com foco na análise de risco para concessão de crédito. Até o momento, foram realizadas reuniões de alinhamento, levantamento bibliográfico, seleção preliminar de bases de dados e contato inicial com a comunidade externa. Os resultados parciais incluem a definição do problema, a delimitação do escopo</w:t>
+      </w:r>
+      <w:r>
+        <w:t>,</w:t>
+      </w:r>
+      <w:r>
+        <w:t xml:space="preserve"> a execução de análises exploratórias iniciais</w:t>
+      </w:r>
+      <w:r>
+        <w:t xml:space="preserve">, </w:t>
+      </w:r>
+      <w:r>
+        <w:t xml:space="preserve">o desenvolvimento de um protótipo funcional simplificado usando </w:t>
+      </w:r>
+      <w:r>
+        <w:t>uma arquitetura</w:t>
+      </w:r>
+      <w:r>
+        <w:t xml:space="preserve"> em três camadas</w:t>
+      </w:r>
+      <w:r>
+        <w:t xml:space="preserve"> com Frontend (HTML + CSS + Javascript), Backend Python (FastAPI), um banco de dados (PostgreSQL) e consumo da base de dados Públicos do Banco Central do Brasil, em uma base stateless Vercel.</w:t>
       </w:r>
     </w:p>
     <w:p>
@@ -877,7 +898,7 @@
           <w:sz w:val="21"/>
           <w:szCs w:val="21"/>
         </w:rPr>
-        <w:t>Com a crescente digitalização dos serviços financeiros e o aumento da disponibilidade de dados, a Ciência de Dados e a Engenharia da Computação passaram a desempenhar papel estratégico na geração de conhecimento para apoio à tomada de decisões. Técnicas de análise exploratória de dados, mineração de dados e aprendizado de máquina possibilitam identificar padrões e tendências em grandes volumes de informações, contribuindo para processos de avaliação mais eficientes e precisos</w:t>
+        <w:t xml:space="preserve">Com a crescente digitalização dos serviços financeiros e o aumento da disponibilidade de dados, a Ciência de Dados e a Engenharia da Computação passaram a desempenhar papel estratégico na geração de conhecimento para apoio à tomada de decisões. Técnicas de análise exploratória de dados, mineração de dados e aprendizado de máquina possibilitam </w:t>
       </w:r>
       <w:r>
         <w:rPr>
@@ -885,35 +906,35 @@
           <w:sz w:val="21"/>
           <w:szCs w:val="21"/>
         </w:rPr>
-        <w:t>.</w:t>
-      </w:r>
-    </w:p>
-    <w:p>
-      <w:pPr>
-        <w:pStyle w:val="NormalWeb"/>
-        <w:spacing w:line="300" w:lineRule="atLeast"/>
+        <w:lastRenderedPageBreak/>
+        <w:t>identificar padrões e tendências em grandes volumes de informações, contribuindo para processos de avaliação mais eficientes e precisos</w:t>
+      </w:r>
+      <w:r>
         <w:rPr>
           <w:rFonts w:ascii="Segoe UI" w:hAnsi="Segoe UI" w:cs="Segoe UI"/>
           <w:sz w:val="21"/>
           <w:szCs w:val="21"/>
         </w:rPr>
-      </w:pPr>
-      <w:r>
+        <w:t>.</w:t>
+      </w:r>
+    </w:p>
+    <w:p>
+      <w:pPr>
+        <w:pStyle w:val="NormalWeb"/>
+        <w:spacing w:line="300" w:lineRule="atLeast"/>
         <w:rPr>
           <w:rFonts w:ascii="Segoe UI" w:hAnsi="Segoe UI" w:cs="Segoe UI"/>
           <w:sz w:val="21"/>
           <w:szCs w:val="21"/>
         </w:rPr>
-        <w:t xml:space="preserve">A escolha deste tema foi motivada pela relevância econômica e social do crédito e pela necessidade de ampliar a compreensão dos fatores que influenciam a concessão de </w:t>
-      </w:r>
+      </w:pPr>
       <w:r>
         <w:rPr>
           <w:rFonts w:ascii="Segoe UI" w:hAnsi="Segoe UI" w:cs="Segoe UI"/>
           <w:sz w:val="21"/>
           <w:szCs w:val="21"/>
         </w:rPr>
-        <w:lastRenderedPageBreak/>
-        <w:t>financiamentos, especialmente para pequenos empreendedores. Embora o acesso ao crédito seja essencial para a atividade produtiva, muitos empresários enfrentam dificuldades para compreender os critérios utilizados pelas instituições financeiras na análise de risco, o que pode limitar seu planejamento financeiro e suas possibilidades de obtenção de recursos</w:t>
+        <w:t>A escolha deste tema foi motivada pela relevância econômica e social do crédito e pela necessidade de ampliar a compreensão dos fatores que influenciam a concessão de financiamentos, especialmente para pequenos empreendedores. Embora o acesso ao crédito seja essencial para a atividade produtiva, muitos empresários enfrentam dificuldades para compreender os critérios utilizados pelas instituições financeiras na análise de risco, o que pode limitar seu planejamento financeiro e suas possibilidades de obtenção de recursos</w:t>
       </w:r>
       <w:r>
         <w:rPr>
@@ -1060,13 +1081,16 @@
     </w:p>
     <w:p>
       <w:r>
-        <w:t>Para as micro e pequenas empresas (MPEs), esse processo representou uma mudança significativa no acesso ao crédito. A criação de instrumentos destinados à redução das assimetrias de informação e das exigências de garantias reais ampliou as oportunidades de financiamento para esse segmento. Programas como o Pronampe e mecanismos de garantia apoiados pelo Sebrae contribuíram para o fortalecimento das atividades empresariais, favorecendo a geração de empregos e o desenvolvimento econômico local (SEBRAE, 2021; FREITAS; PAULA, 2010).</w:t>
+        <w:t xml:space="preserve">Para as micro e pequenas empresas (MPEs), esse processo representou uma mudança significativa no acesso ao crédito. A criação de instrumentos destinados à redução das assimetrias de informação e das exigências de garantias reais ampliou as oportunidades de financiamento para esse segmento. Programas como o Pronampe e mecanismos de </w:t>
+      </w:r>
+      <w:r>
+        <w:lastRenderedPageBreak/>
+        <w:t>garantia apoiados pelo Sebrae contribuíram para o fortalecimento das atividades empresariais, favorecendo a geração de empregos e o desenvolvimento econômico local (SEBRAE, 2021; FREITAS; PAULA, 2010).</w:t>
       </w:r>
     </w:p>
     <w:p/>
     <w:p>
       <w:r>
-        <w:lastRenderedPageBreak/>
         <w:t>Apesar desses avanços, a concessão de crédito continua sendo um processo complexo para muitos empreendedores, principalmente em razão da pouca transparência dos critérios utilizados pelas instituições financeiras na avaliação de risco. Nesse contexto, técnicas de Ciência de Dados e Aprendizado de Máquina apresentam potencial para organizar e analisar grandes volumes de informações financeiras, permitindo a identificação de padrões e a produção de indicadores mais claros e acessíveis para a tomada de decisão (FACELI et al., 2011; FERREIRA et al., 2021).</w:t>
       </w:r>
     </w:p>
@@ -1131,12 +1155,15 @@
     </w:p>
     <w:p>
       <w:r>
-        <w:t>Além dos aspectos técnicos, é necessário considerar questões relacionadas à ética, acessibilidade, sustentabilidade, diversidade e regulamentação profissional no desenvolvimento de soluções computacionais. Esses elementos contribuem para uma utilização mais responsável dos dados e dos algoritmos em contextos reais (GARCIA, 2020; FILGUEIRAS; PRIETCH; FREIRE, 2020; NERIS et al., 2020; RIBEIRO et al., 2020; BIGONHA, 2020).</w:t>
-      </w:r>
-    </w:p>
-    <w:p>
+        <w:t xml:space="preserve">Além dos aspectos técnicos, é necessário considerar questões relacionadas à ética, acessibilidade, sustentabilidade, diversidade e regulamentação profissional no </w:t>
+      </w:r>
       <w:r>
         <w:lastRenderedPageBreak/>
+        <w:t>desenvolvimento de soluções computacionais. Esses elementos contribuem para uma utilização mais responsável dos dados e dos algoritmos em contextos reais (GARCIA, 2020; FILGUEIRAS; PRIETCH; FREIRE, 2020; NERIS et al., 2020; RIBEIRO et al., 2020; BIGONHA, 2020).</w:t>
+      </w:r>
+    </w:p>
+    <w:p>
+      <w:r>
         <w:t xml:space="preserve">Trechos complementares, como o livro </w:t>
       </w:r>
       <w:r>
@@ -1383,6 +1410,7 @@
           <w:b/>
           <w:bCs/>
         </w:rPr>
+        <w:lastRenderedPageBreak/>
         <w:t>SOLUÇÃO INICIAL</w:t>
       </w:r>
     </w:p>
@@ -1403,16 +1431,7 @@
           <w:sz w:val="21"/>
           <w:szCs w:val="21"/>
         </w:rPr>
-        <w:t xml:space="preserve">Para este projeto, consideramos uma arquitetura suficientemente robusta e de fácil implementação, com Frontend (HTML + CSS + Javascript), Backend Python (FastAPI), </w:t>
-      </w:r>
-      <w:r>
-        <w:rPr>
-          <w:rFonts w:ascii="Segoe UI" w:hAnsi="Segoe UI" w:cs="Segoe UI"/>
-          <w:sz w:val="21"/>
-          <w:szCs w:val="21"/>
-        </w:rPr>
-        <w:lastRenderedPageBreak/>
-        <w:t>um banco de dados (PostgreSQL) e consumo da base de dados Públicos do Banco Central do Brasil, em uma base stateless Vercel.</w:t>
+        <w:t>Para este projeto, consideramos uma arquitetura suficientemente robusta e de fácil implementação, com Frontend (HTML + CSS + Javascript), Backend Python (FastAPI), um banco de dados (PostgreSQL) e consumo da base de dados Públicos do Banco Central do Brasil, em uma base stateless Vercel.</w:t>
       </w:r>
     </w:p>
     <w:p>
@@ -1501,13 +1520,7 @@
     <w:p/>
     <w:p>
       <w:r>
-        <w:t>Back</w:t>
-      </w:r>
-      <w:r>
-        <w:t xml:space="preserve">end (Camada de </w:t>
-      </w:r>
-      <w:r>
-        <w:t>Lógica d</w:t>
+        <w:t>Backend (Camada de Lógica d</w:t>
       </w:r>
       <w:r>
         <w:t>e</w:t>
@@ -1567,10 +1580,7 @@
     <w:p/>
     <w:p>
       <w:r>
-        <w:t>Banco de Dados (Camada de Persistência)</w:t>
-      </w:r>
-      <w:r>
-        <w:t>:</w:t>
+        <w:t>Banco de Dados (Camada de Persistência):</w:t>
       </w:r>
     </w:p>
     <w:p>
@@ -1747,6 +1757,7 @@
         <w:rPr>
           <w:noProof/>
         </w:rPr>
+        <w:lastRenderedPageBreak/>
         <w:drawing>
           <wp:inline distT="0" distB="0" distL="0" distR="0" wp14:anchorId="224A6C1D" wp14:editId="285C4CE3">
             <wp:extent cx="4531330" cy="4673600"/>
@@ -1802,7 +1813,6 @@
           <w:b/>
           <w:bCs/>
         </w:rPr>
-        <w:lastRenderedPageBreak/>
         <w:t>6.</w:t>
       </w:r>
       <w:r>
@@ -1959,6 +1969,7 @@
           <w:sz w:val="28"/>
           <w:szCs w:val="28"/>
         </w:rPr>
+        <w:lastRenderedPageBreak/>
         <w:t>Front-End</w:t>
       </w:r>
       <w:r>
@@ -2055,7 +2066,6 @@
     <w:p/>
     <w:p>
       <w:r>
-        <w:lastRenderedPageBreak/>
         <w:t>Tela 2, dividida em 2 opções: Pessoa Física (2A)</w:t>
       </w:r>
       <w:r>
@@ -2116,6 +2126,7 @@
         <w:rPr>
           <w:noProof/>
         </w:rPr>
+        <w:lastRenderedPageBreak/>
         <w:drawing>
           <wp:inline distT="0" distB="0" distL="0" distR="0" wp14:anchorId="31908307" wp14:editId="51A64823">
             <wp:extent cx="5400040" cy="3820160"/>
@@ -2162,7 +2173,6 @@
     <w:p/>
     <w:p>
       <w:r>
-        <w:lastRenderedPageBreak/>
         <w:t>Tela 3 – Modalidade de Crédito</w:t>
       </w:r>
       <w:r>
@@ -2218,6 +2228,7 @@
         <w:jc w:val="center"/>
       </w:pPr>
       <w:r>
+        <w:lastRenderedPageBreak/>
         <w:t xml:space="preserve">Tela 4 </w:t>
       </w:r>
       <w:r>
@@ -2514,14 +2525,7 @@
           <w:b/>
           <w:bCs/>
         </w:rPr>
-        <w:t xml:space="preserve"> </w:t>
-      </w:r>
-      <w:r>
-        <w:rPr>
-          <w:b/>
-          <w:bCs/>
-        </w:rPr>
-        <w:t>Backe</w:t>
+        <w:t xml:space="preserve"> Backe</w:t>
       </w:r>
       <w:r>
         <w:rPr>
@@ -2609,21 +2613,7 @@
           <w:b/>
           <w:bCs/>
         </w:rPr>
-        <w:t>6.</w:t>
-      </w:r>
-      <w:r>
-        <w:rPr>
-          <w:b/>
-          <w:bCs/>
-        </w:rPr>
-        <w:t>4</w:t>
-      </w:r>
-      <w:r>
-        <w:rPr>
-          <w:b/>
-          <w:bCs/>
-        </w:rPr>
-        <w:t xml:space="preserve"> B</w:t>
+        <w:t>6.4 B</w:t>
       </w:r>
       <w:r>
         <w:rPr>
@@ -2696,14 +2686,7 @@
           <w:b/>
           <w:bCs/>
         </w:rPr>
-        <w:t xml:space="preserve">6.4 </w:t>
-      </w:r>
-      <w:r>
-        <w:rPr>
-          <w:b/>
-          <w:bCs/>
-        </w:rPr>
-        <w:t>Resultados parciais</w:t>
+        <w:t>6.4 Resultados parciais</w:t>
       </w:r>
     </w:p>
     <w:p>
